--- a/relatorios/finais/relatorio-teorico-pedidos-veloz.docx
+++ b/relatorios/finais/relatorio-teorico-pedidos-veloz.docx
@@ -84,12 +84,10 @@
       <w:r>
         <w:rPr>
           <w:rFonts w:ascii="Arial" w:hAnsi="Arial" w:eastAsia="Arial" w:cs="Arial"/>
-          <w:b w:val="0"/>
-          <w:i w:val="0"/>
           <w:color w:val="000000"/>
           <w:sz w:val="24"/>
         </w:rPr>
-        <w:t>Vídeo: link será inserido após a gravação</w:t>
+        <w:t>Vídeo da apresentação: https://youtu.be/uwSEwUH-t7k</w:t>
       </w:r>
     </w:p>
     <w:p>
@@ -97,6 +95,12 @@
         <w:pStyle w:val="Heading1"/>
       </w:pPr>
       <w:r>
+        <w:rPr>
+          <w:rFonts w:ascii="Arial" w:hAnsi="Arial" w:eastAsia="Arial" w:cs="Arial"/>
+          <w:b/>
+          <w:color w:val="000000"/>
+          <w:sz w:val="24"/>
+        </w:rPr>
         <w:t>Microserviços e o papel de DevOps</w:t>
       </w:r>
     </w:p>
@@ -137,6 +141,12 @@
         <w:pStyle w:val="Heading1"/>
       </w:pPr>
       <w:r>
+        <w:rPr>
+          <w:rFonts w:ascii="Arial" w:hAnsi="Arial" w:eastAsia="Arial" w:cs="Arial"/>
+          <w:b/>
+          <w:color w:val="000000"/>
+          <w:sz w:val="24"/>
+        </w:rPr>
         <w:t>Docker e Kubernetes cumprem papéis diferentes</w:t>
       </w:r>
     </w:p>
@@ -174,6 +184,11 @@
     </w:p>
     <w:p>
       <w:r>
+        <w:rPr>
+          <w:rFonts w:ascii="Arial" w:hAnsi="Arial" w:eastAsia="Arial" w:cs="Arial"/>
+          <w:color w:val="000000"/>
+          <w:sz w:val="24"/>
+        </w:rPr>
         <w:br w:type="page"/>
       </w:r>
     </w:p>
@@ -182,6 +197,12 @@
         <w:pStyle w:val="Heading1"/>
       </w:pPr>
       <w:r>
+        <w:rPr>
+          <w:rFonts w:ascii="Arial" w:hAnsi="Arial" w:eastAsia="Arial" w:cs="Arial"/>
+          <w:b/>
+          <w:color w:val="000000"/>
+          <w:sz w:val="24"/>
+        </w:rPr>
         <w:t>Orquestração e entrega contínua</w:t>
       </w:r>
     </w:p>
@@ -238,6 +259,12 @@
         <w:pStyle w:val="Heading1"/>
       </w:pPr>
       <w:r>
+        <w:rPr>
+          <w:rFonts w:ascii="Arial" w:hAnsi="Arial" w:eastAsia="Arial" w:cs="Arial"/>
+          <w:b/>
+          <w:color w:val="000000"/>
+          <w:sz w:val="24"/>
+        </w:rPr>
         <w:t>Observabilidade: métricas, logs e traces</w:t>
       </w:r>
     </w:p>
@@ -275,6 +302,11 @@
     </w:p>
     <w:p>
       <w:r>
+        <w:rPr>
+          <w:rFonts w:ascii="Arial" w:hAnsi="Arial" w:eastAsia="Arial" w:cs="Arial"/>
+          <w:color w:val="000000"/>
+          <w:sz w:val="24"/>
+        </w:rPr>
         <w:br w:type="page"/>
       </w:r>
     </w:p>
@@ -283,6 +315,12 @@
         <w:pStyle w:val="Heading1"/>
       </w:pPr>
       <w:r>
+        <w:rPr>
+          <w:rFonts w:ascii="Arial" w:hAnsi="Arial" w:eastAsia="Arial" w:cs="Arial"/>
+          <w:b/>
+          <w:color w:val="000000"/>
+          <w:sz w:val="24"/>
+        </w:rPr>
         <w:t>Decisões aplicadas à Pedidos Veloz</w:t>
       </w:r>
     </w:p>
@@ -339,6 +377,12 @@
         <w:pStyle w:val="Heading1"/>
       </w:pPr>
       <w:r>
+        <w:rPr>
+          <w:rFonts w:ascii="Arial" w:hAnsi="Arial" w:eastAsia="Arial" w:cs="Arial"/>
+          <w:b/>
+          <w:color w:val="000000"/>
+          <w:sz w:val="24"/>
+        </w:rPr>
         <w:t>Referências primárias</w:t>
       </w:r>
     </w:p>
@@ -888,6 +932,7 @@
     </w:pPr>
     <w:rPr>
       <w:rFonts w:ascii="Arial" w:hAnsi="Arial" w:eastAsia="Arial" w:cs="Arial"/>
+      <w:color w:val="000000"/>
       <w:sz w:val="24"/>
     </w:rPr>
   </w:style>
@@ -905,6 +950,11 @@
       </w:tabs>
       <w:spacing w:after="0" w:line="240" w:lineRule="auto"/>
     </w:pPr>
+    <w:rPr>
+      <w:rFonts w:ascii="Arial" w:hAnsi="Arial" w:eastAsia="Arial" w:cs="Arial"/>
+      <w:color w:val="000000"/>
+      <w:sz w:val="24"/>
+    </w:rPr>
   </w:style>
   <w:style w:type="character" w:customStyle="1" w:styleId="HeaderChar">
     <w:name w:val="Header Char"/>
@@ -912,6 +962,11 @@
     <w:link w:val="Header"/>
     <w:uiPriority w:val="99"/>
     <w:rsid w:val="00E618BF"/>
+    <w:rPr>
+      <w:rFonts w:ascii="Arial" w:hAnsi="Arial" w:eastAsia="Arial" w:cs="Arial"/>
+      <w:color w:val="000000"/>
+      <w:sz w:val="24"/>
+    </w:rPr>
   </w:style>
   <w:style w:type="paragraph" w:styleId="Footer">
     <w:name w:val="footer"/>
@@ -927,6 +982,11 @@
       </w:tabs>
       <w:spacing w:after="0" w:line="240" w:lineRule="auto"/>
     </w:pPr>
+    <w:rPr>
+      <w:rFonts w:ascii="Arial" w:hAnsi="Arial" w:eastAsia="Arial" w:cs="Arial"/>
+      <w:color w:val="000000"/>
+      <w:sz w:val="24"/>
+    </w:rPr>
   </w:style>
   <w:style w:type="character" w:customStyle="1" w:styleId="FooterChar">
     <w:name w:val="Footer Char"/>
@@ -934,6 +994,11 @@
     <w:link w:val="Footer"/>
     <w:uiPriority w:val="99"/>
     <w:rsid w:val="00E618BF"/>
+    <w:rPr>
+      <w:rFonts w:ascii="Arial" w:hAnsi="Arial" w:eastAsia="Arial" w:cs="Arial"/>
+      <w:color w:val="000000"/>
+      <w:sz w:val="24"/>
+    </w:rPr>
   </w:style>
   <w:style w:type="paragraph" w:styleId="Heading1">
     <w:name w:val="heading 1"/>
@@ -1022,12 +1087,13 @@
       <w:outlineLvl w:val="3"/>
     </w:pPr>
     <w:rPr>
-      <w:rFonts w:asciiTheme="majorHAnsi" w:eastAsiaTheme="majorEastAsia" w:hAnsiTheme="majorHAnsi" w:cstheme="majorBidi"/>
+      <w:rFonts w:asciiTheme="majorHAnsi" w:eastAsiaTheme="majorEastAsia" w:hAnsiTheme="majorHAnsi" w:cstheme="majorBidi" w:ascii="Arial" w:hAnsi="Arial" w:eastAsia="Arial" w:cs="Arial"/>
       <w:b/>
       <w:bCs/>
       <w:i/>
       <w:iCs/>
-      <w:color w:val="4F81BD" w:themeColor="accent1"/>
+      <w:color w:val="000000"/>
+      <w:sz w:val="24"/>
     </w:rPr>
   </w:style>
   <w:style w:type="paragraph" w:styleId="Heading5">
@@ -1047,8 +1113,9 @@
       <w:outlineLvl w:val="4"/>
     </w:pPr>
     <w:rPr>
-      <w:rFonts w:asciiTheme="majorHAnsi" w:eastAsiaTheme="majorEastAsia" w:hAnsiTheme="majorHAnsi" w:cstheme="majorBidi"/>
-      <w:color w:val="243F60" w:themeColor="accent1" w:themeShade="7F"/>
+      <w:rFonts w:asciiTheme="majorHAnsi" w:eastAsiaTheme="majorEastAsia" w:hAnsiTheme="majorHAnsi" w:cstheme="majorBidi" w:ascii="Arial" w:hAnsi="Arial" w:eastAsia="Arial" w:cs="Arial"/>
+      <w:color w:val="000000"/>
+      <w:sz w:val="24"/>
     </w:rPr>
   </w:style>
   <w:style w:type="paragraph" w:styleId="Heading6">
@@ -1068,10 +1135,11 @@
       <w:outlineLvl w:val="5"/>
     </w:pPr>
     <w:rPr>
-      <w:rFonts w:asciiTheme="majorHAnsi" w:eastAsiaTheme="majorEastAsia" w:hAnsiTheme="majorHAnsi" w:cstheme="majorBidi"/>
+      <w:rFonts w:asciiTheme="majorHAnsi" w:eastAsiaTheme="majorEastAsia" w:hAnsiTheme="majorHAnsi" w:cstheme="majorBidi" w:ascii="Arial" w:hAnsi="Arial" w:eastAsia="Arial" w:cs="Arial"/>
       <w:i/>
       <w:iCs/>
-      <w:color w:val="243F60" w:themeColor="accent1" w:themeShade="7F"/>
+      <w:color w:val="000000"/>
+      <w:sz w:val="24"/>
     </w:rPr>
   </w:style>
   <w:style w:type="paragraph" w:styleId="Heading7">
@@ -1091,10 +1159,11 @@
       <w:outlineLvl w:val="6"/>
     </w:pPr>
     <w:rPr>
-      <w:rFonts w:asciiTheme="majorHAnsi" w:eastAsiaTheme="majorEastAsia" w:hAnsiTheme="majorHAnsi" w:cstheme="majorBidi"/>
+      <w:rFonts w:asciiTheme="majorHAnsi" w:eastAsiaTheme="majorEastAsia" w:hAnsiTheme="majorHAnsi" w:cstheme="majorBidi" w:ascii="Arial" w:hAnsi="Arial" w:eastAsia="Arial" w:cs="Arial"/>
       <w:i/>
       <w:iCs/>
-      <w:color w:val="404040" w:themeColor="text1" w:themeTint="BF"/>
+      <w:color w:val="000000"/>
+      <w:sz w:val="24"/>
     </w:rPr>
   </w:style>
   <w:style w:type="paragraph" w:styleId="Heading8">
@@ -1114,9 +1183,9 @@
       <w:outlineLvl w:val="7"/>
     </w:pPr>
     <w:rPr>
-      <w:rFonts w:asciiTheme="majorHAnsi" w:eastAsiaTheme="majorEastAsia" w:hAnsiTheme="majorHAnsi" w:cstheme="majorBidi"/>
-      <w:color w:val="4F81BD" w:themeColor="accent1"/>
-      <w:sz w:val="20"/>
+      <w:rFonts w:asciiTheme="majorHAnsi" w:eastAsiaTheme="majorEastAsia" w:hAnsiTheme="majorHAnsi" w:cstheme="majorBidi" w:ascii="Arial" w:hAnsi="Arial" w:eastAsia="Arial" w:cs="Arial"/>
+      <w:color w:val="000000"/>
+      <w:sz w:val="24"/>
       <w:szCs w:val="20"/>
     </w:rPr>
   </w:style>
@@ -1137,11 +1206,11 @@
       <w:outlineLvl w:val="8"/>
     </w:pPr>
     <w:rPr>
-      <w:rFonts w:asciiTheme="majorHAnsi" w:eastAsiaTheme="majorEastAsia" w:hAnsiTheme="majorHAnsi" w:cstheme="majorBidi"/>
+      <w:rFonts w:asciiTheme="majorHAnsi" w:eastAsiaTheme="majorEastAsia" w:hAnsiTheme="majorHAnsi" w:cstheme="majorBidi" w:ascii="Arial" w:hAnsi="Arial" w:eastAsia="Arial" w:cs="Arial"/>
       <w:i/>
       <w:iCs/>
-      <w:color w:val="404040" w:themeColor="text1" w:themeTint="BF"/>
-      <w:sz w:val="20"/>
+      <w:color w:val="000000"/>
+      <w:sz w:val="24"/>
       <w:szCs w:val="20"/>
     </w:rPr>
   </w:style>
@@ -1150,6 +1219,11 @@
     <w:uiPriority w:val="1"/>
     <w:semiHidden/>
     <w:unhideWhenUsed/>
+    <w:rPr>
+      <w:rFonts w:ascii="Arial" w:hAnsi="Arial" w:eastAsia="Arial" w:cs="Arial"/>
+      <w:color w:val="000000"/>
+      <w:sz w:val="24"/>
+    </w:rPr>
   </w:style>
   <w:style w:type="table" w:default="1" w:styleId="TableNormal">
     <w:name w:val="Normal Table"/>
@@ -1180,6 +1254,11 @@
     <w:pPr>
       <w:spacing w:after="0" w:line="240" w:lineRule="auto"/>
     </w:pPr>
+    <w:rPr>
+      <w:rFonts w:ascii="Arial" w:hAnsi="Arial" w:eastAsia="Arial" w:cs="Arial"/>
+      <w:color w:val="000000"/>
+      <w:sz w:val="24"/>
+    </w:rPr>
   </w:style>
   <w:style w:type="character" w:customStyle="1" w:styleId="Heading1Char">
     <w:name w:val="Heading 1 Char"/>
@@ -1188,11 +1267,11 @@
     <w:uiPriority w:val="9"/>
     <w:rsid w:val="00FC693F"/>
     <w:rPr>
-      <w:rFonts w:asciiTheme="majorHAnsi" w:eastAsiaTheme="majorEastAsia" w:hAnsiTheme="majorHAnsi" w:cstheme="majorBidi"/>
+      <w:rFonts w:asciiTheme="majorHAnsi" w:eastAsiaTheme="majorEastAsia" w:hAnsiTheme="majorHAnsi" w:cstheme="majorBidi" w:ascii="Arial" w:hAnsi="Arial" w:eastAsia="Arial" w:cs="Arial"/>
       <w:b/>
       <w:bCs/>
-      <w:color w:val="365F91" w:themeColor="accent1" w:themeShade="BF"/>
-      <w:sz w:val="28"/>
+      <w:color w:val="000000"/>
+      <w:sz w:val="24"/>
       <w:szCs w:val="28"/>
     </w:rPr>
   </w:style>
@@ -1203,11 +1282,11 @@
     <w:uiPriority w:val="9"/>
     <w:rsid w:val="00FC693F"/>
     <w:rPr>
-      <w:rFonts w:asciiTheme="majorHAnsi" w:eastAsiaTheme="majorEastAsia" w:hAnsiTheme="majorHAnsi" w:cstheme="majorBidi"/>
+      <w:rFonts w:asciiTheme="majorHAnsi" w:eastAsiaTheme="majorEastAsia" w:hAnsiTheme="majorHAnsi" w:cstheme="majorBidi" w:ascii="Arial" w:hAnsi="Arial" w:eastAsia="Arial" w:cs="Arial"/>
       <w:b/>
       <w:bCs/>
-      <w:color w:val="4F81BD" w:themeColor="accent1"/>
-      <w:sz w:val="26"/>
+      <w:color w:val="000000"/>
+      <w:sz w:val="24"/>
       <w:szCs w:val="26"/>
     </w:rPr>
   </w:style>
@@ -1218,10 +1297,11 @@
     <w:uiPriority w:val="9"/>
     <w:rsid w:val="00FC693F"/>
     <w:rPr>
-      <w:rFonts w:asciiTheme="majorHAnsi" w:eastAsiaTheme="majorEastAsia" w:hAnsiTheme="majorHAnsi" w:cstheme="majorBidi"/>
+      <w:rFonts w:asciiTheme="majorHAnsi" w:eastAsiaTheme="majorEastAsia" w:hAnsiTheme="majorHAnsi" w:cstheme="majorBidi" w:ascii="Arial" w:hAnsi="Arial" w:eastAsia="Arial" w:cs="Arial"/>
       <w:b/>
       <w:bCs/>
-      <w:color w:val="4F81BD" w:themeColor="accent1"/>
+      <w:color w:val="000000"/>
+      <w:sz w:val="24"/>
     </w:rPr>
   </w:style>
   <w:style w:type="paragraph" w:styleId="Title">
@@ -1240,11 +1320,11 @@
       <w:contextualSpacing/>
     </w:pPr>
     <w:rPr>
-      <w:rFonts w:asciiTheme="majorHAnsi" w:eastAsiaTheme="majorEastAsia" w:hAnsiTheme="majorHAnsi" w:cstheme="majorBidi"/>
-      <w:color w:val="17365D" w:themeColor="text2" w:themeShade="BF"/>
+      <w:rFonts w:asciiTheme="majorHAnsi" w:eastAsiaTheme="majorEastAsia" w:hAnsiTheme="majorHAnsi" w:cstheme="majorBidi" w:ascii="Arial" w:hAnsi="Arial" w:eastAsia="Arial" w:cs="Arial"/>
+      <w:color w:val="000000"/>
       <w:spacing w:val="5"/>
       <w:kern w:val="28"/>
-      <w:sz w:val="52"/>
+      <w:sz w:val="24"/>
       <w:szCs w:val="52"/>
     </w:rPr>
   </w:style>
@@ -1255,11 +1335,11 @@
     <w:uiPriority w:val="10"/>
     <w:rsid w:val="00FC693F"/>
     <w:rPr>
-      <w:rFonts w:asciiTheme="majorHAnsi" w:eastAsiaTheme="majorEastAsia" w:hAnsiTheme="majorHAnsi" w:cstheme="majorBidi"/>
-      <w:color w:val="17365D" w:themeColor="text2" w:themeShade="BF"/>
+      <w:rFonts w:asciiTheme="majorHAnsi" w:eastAsiaTheme="majorEastAsia" w:hAnsiTheme="majorHAnsi" w:cstheme="majorBidi" w:ascii="Arial" w:hAnsi="Arial" w:eastAsia="Arial" w:cs="Arial"/>
+      <w:color w:val="000000"/>
       <w:spacing w:val="5"/>
       <w:kern w:val="28"/>
-      <w:sz w:val="52"/>
+      <w:sz w:val="24"/>
       <w:szCs w:val="52"/>
     </w:rPr>
   </w:style>
@@ -1277,10 +1357,10 @@
       </w:numPr>
     </w:pPr>
     <w:rPr>
-      <w:rFonts w:asciiTheme="majorHAnsi" w:eastAsiaTheme="majorEastAsia" w:hAnsiTheme="majorHAnsi" w:cstheme="majorBidi"/>
+      <w:rFonts w:asciiTheme="majorHAnsi" w:eastAsiaTheme="majorEastAsia" w:hAnsiTheme="majorHAnsi" w:cstheme="majorBidi" w:ascii="Arial" w:hAnsi="Arial" w:eastAsia="Arial" w:cs="Arial"/>
       <w:i/>
       <w:iCs/>
-      <w:color w:val="4F81BD" w:themeColor="accent1"/>
+      <w:color w:val="000000"/>
       <w:spacing w:val="15"/>
       <w:sz w:val="24"/>
       <w:szCs w:val="24"/>
@@ -1293,10 +1373,10 @@
     <w:uiPriority w:val="11"/>
     <w:rsid w:val="00FC693F"/>
     <w:rPr>
-      <w:rFonts w:asciiTheme="majorHAnsi" w:eastAsiaTheme="majorEastAsia" w:hAnsiTheme="majorHAnsi" w:cstheme="majorBidi"/>
+      <w:rFonts w:asciiTheme="majorHAnsi" w:eastAsiaTheme="majorEastAsia" w:hAnsiTheme="majorHAnsi" w:cstheme="majorBidi" w:ascii="Arial" w:hAnsi="Arial" w:eastAsia="Arial" w:cs="Arial"/>
       <w:i/>
       <w:iCs/>
-      <w:color w:val="4F81BD" w:themeColor="accent1"/>
+      <w:color w:val="000000"/>
       <w:spacing w:val="15"/>
       <w:sz w:val="24"/>
       <w:szCs w:val="24"/>
@@ -1312,6 +1392,11 @@
       <w:ind w:left="720"/>
       <w:contextualSpacing/>
     </w:pPr>
+    <w:rPr>
+      <w:rFonts w:ascii="Arial" w:hAnsi="Arial" w:eastAsia="Arial" w:cs="Arial"/>
+      <w:color w:val="000000"/>
+      <w:sz w:val="24"/>
+    </w:rPr>
   </w:style>
   <w:style w:type="paragraph" w:styleId="BodyText">
     <w:name w:val="Body Text"/>
@@ -1323,6 +1408,11 @@
     <w:pPr>
       <w:spacing w:after="120"/>
     </w:pPr>
+    <w:rPr>
+      <w:rFonts w:ascii="Arial" w:hAnsi="Arial" w:eastAsia="Arial" w:cs="Arial"/>
+      <w:color w:val="000000"/>
+      <w:sz w:val="24"/>
+    </w:rPr>
   </w:style>
   <w:style w:type="character" w:customStyle="1" w:styleId="BodyTextChar">
     <w:name w:val="Body Text Char"/>
@@ -1330,6 +1420,11 @@
     <w:link w:val="BodyText"/>
     <w:uiPriority w:val="99"/>
     <w:rsid w:val="00AA1D8D"/>
+    <w:rPr>
+      <w:rFonts w:ascii="Arial" w:hAnsi="Arial" w:eastAsia="Arial" w:cs="Arial"/>
+      <w:color w:val="000000"/>
+      <w:sz w:val="24"/>
+    </w:rPr>
   </w:style>
   <w:style w:type="paragraph" w:styleId="BodyText2">
     <w:name w:val="Body Text 2"/>
@@ -1341,6 +1436,11 @@
     <w:pPr>
       <w:spacing w:after="120" w:line="480" w:lineRule="auto"/>
     </w:pPr>
+    <w:rPr>
+      <w:rFonts w:ascii="Arial" w:hAnsi="Arial" w:eastAsia="Arial" w:cs="Arial"/>
+      <w:color w:val="000000"/>
+      <w:sz w:val="24"/>
+    </w:rPr>
   </w:style>
   <w:style w:type="character" w:customStyle="1" w:styleId="BodyText2Char">
     <w:name w:val="Body Text 2 Char"/>
@@ -1348,6 +1448,11 @@
     <w:link w:val="BodyText2"/>
     <w:uiPriority w:val="99"/>
     <w:rsid w:val="00AA1D8D"/>
+    <w:rPr>
+      <w:rFonts w:ascii="Arial" w:hAnsi="Arial" w:eastAsia="Arial" w:cs="Arial"/>
+      <w:color w:val="000000"/>
+      <w:sz w:val="24"/>
+    </w:rPr>
   </w:style>
   <w:style w:type="paragraph" w:styleId="BodyText3">
     <w:name w:val="Body Text 3"/>
@@ -1360,7 +1465,9 @@
       <w:spacing w:after="120"/>
     </w:pPr>
     <w:rPr>
-      <w:sz w:val="16"/>
+      <w:rFonts w:ascii="Arial" w:hAnsi="Arial" w:eastAsia="Arial" w:cs="Arial"/>
+      <w:color w:val="000000"/>
+      <w:sz w:val="24"/>
       <w:szCs w:val="16"/>
     </w:rPr>
   </w:style>
@@ -1371,7 +1478,9 @@
     <w:uiPriority w:val="99"/>
     <w:rsid w:val="00AA1D8D"/>
     <w:rPr>
-      <w:sz w:val="16"/>
+      <w:rFonts w:ascii="Arial" w:hAnsi="Arial" w:eastAsia="Arial" w:cs="Arial"/>
+      <w:color w:val="000000"/>
+      <w:sz w:val="24"/>
       <w:szCs w:val="16"/>
     </w:rPr>
   </w:style>
@@ -1385,6 +1494,11 @@
       <w:ind w:left="360" w:hanging="360"/>
       <w:contextualSpacing/>
     </w:pPr>
+    <w:rPr>
+      <w:rFonts w:ascii="Arial" w:hAnsi="Arial" w:eastAsia="Arial" w:cs="Arial"/>
+      <w:color w:val="000000"/>
+      <w:sz w:val="24"/>
+    </w:rPr>
   </w:style>
   <w:style w:type="paragraph" w:styleId="List2">
     <w:name w:val="List 2"/>
@@ -1396,6 +1510,11 @@
       <w:ind w:left="720" w:hanging="360"/>
       <w:contextualSpacing/>
     </w:pPr>
+    <w:rPr>
+      <w:rFonts w:ascii="Arial" w:hAnsi="Arial" w:eastAsia="Arial" w:cs="Arial"/>
+      <w:color w:val="000000"/>
+      <w:sz w:val="24"/>
+    </w:rPr>
   </w:style>
   <w:style w:type="paragraph" w:styleId="List3">
     <w:name w:val="List 3"/>
@@ -1407,6 +1526,11 @@
       <w:ind w:left="1080" w:hanging="360"/>
       <w:contextualSpacing/>
     </w:pPr>
+    <w:rPr>
+      <w:rFonts w:ascii="Arial" w:hAnsi="Arial" w:eastAsia="Arial" w:cs="Arial"/>
+      <w:color w:val="000000"/>
+      <w:sz w:val="24"/>
+    </w:rPr>
   </w:style>
   <w:style w:type="paragraph" w:styleId="ListBullet">
     <w:name w:val="List Bullet"/>
@@ -1420,6 +1544,11 @@
       </w:numPr>
       <w:contextualSpacing/>
     </w:pPr>
+    <w:rPr>
+      <w:rFonts w:ascii="Arial" w:hAnsi="Arial" w:eastAsia="Arial" w:cs="Arial"/>
+      <w:color w:val="000000"/>
+      <w:sz w:val="24"/>
+    </w:rPr>
   </w:style>
   <w:style w:type="paragraph" w:styleId="ListBullet2">
     <w:name w:val="List Bullet 2"/>
@@ -1433,6 +1562,11 @@
       </w:numPr>
       <w:contextualSpacing/>
     </w:pPr>
+    <w:rPr>
+      <w:rFonts w:ascii="Arial" w:hAnsi="Arial" w:eastAsia="Arial" w:cs="Arial"/>
+      <w:color w:val="000000"/>
+      <w:sz w:val="24"/>
+    </w:rPr>
   </w:style>
   <w:style w:type="paragraph" w:styleId="ListBullet3">
     <w:name w:val="List Bullet 3"/>
@@ -1446,6 +1580,11 @@
       </w:numPr>
       <w:contextualSpacing/>
     </w:pPr>
+    <w:rPr>
+      <w:rFonts w:ascii="Arial" w:hAnsi="Arial" w:eastAsia="Arial" w:cs="Arial"/>
+      <w:color w:val="000000"/>
+      <w:sz w:val="24"/>
+    </w:rPr>
   </w:style>
   <w:style w:type="paragraph" w:styleId="ListNumber">
     <w:name w:val="List Number"/>
@@ -1459,6 +1598,11 @@
       </w:numPr>
       <w:contextualSpacing/>
     </w:pPr>
+    <w:rPr>
+      <w:rFonts w:ascii="Arial" w:hAnsi="Arial" w:eastAsia="Arial" w:cs="Arial"/>
+      <w:color w:val="000000"/>
+      <w:sz w:val="24"/>
+    </w:rPr>
   </w:style>
   <w:style w:type="paragraph" w:styleId="ListNumber2">
     <w:name w:val="List Number 2"/>
@@ -1472,6 +1616,11 @@
       </w:numPr>
       <w:contextualSpacing/>
     </w:pPr>
+    <w:rPr>
+      <w:rFonts w:ascii="Arial" w:hAnsi="Arial" w:eastAsia="Arial" w:cs="Arial"/>
+      <w:color w:val="000000"/>
+      <w:sz w:val="24"/>
+    </w:rPr>
   </w:style>
   <w:style w:type="paragraph" w:styleId="ListNumber3">
     <w:name w:val="List Number 3"/>
@@ -1485,6 +1634,11 @@
       </w:numPr>
       <w:contextualSpacing/>
     </w:pPr>
+    <w:rPr>
+      <w:rFonts w:ascii="Arial" w:hAnsi="Arial" w:eastAsia="Arial" w:cs="Arial"/>
+      <w:color w:val="000000"/>
+      <w:sz w:val="24"/>
+    </w:rPr>
   </w:style>
   <w:style w:type="paragraph" w:styleId="ListContinue">
     <w:name w:val="List Continue"/>
@@ -1497,6 +1651,11 @@
       <w:ind w:left="360"/>
       <w:contextualSpacing/>
     </w:pPr>
+    <w:rPr>
+      <w:rFonts w:ascii="Arial" w:hAnsi="Arial" w:eastAsia="Arial" w:cs="Arial"/>
+      <w:color w:val="000000"/>
+      <w:sz w:val="24"/>
+    </w:rPr>
   </w:style>
   <w:style w:type="paragraph" w:styleId="ListContinue2">
     <w:name w:val="List Continue 2"/>
@@ -1509,6 +1668,11 @@
       <w:ind w:left="720"/>
       <w:contextualSpacing/>
     </w:pPr>
+    <w:rPr>
+      <w:rFonts w:ascii="Arial" w:hAnsi="Arial" w:eastAsia="Arial" w:cs="Arial"/>
+      <w:color w:val="000000"/>
+      <w:sz w:val="24"/>
+    </w:rPr>
   </w:style>
   <w:style w:type="paragraph" w:styleId="ListContinue3">
     <w:name w:val="List Continue 3"/>
@@ -1521,6 +1685,11 @@
       <w:ind w:left="1080"/>
       <w:contextualSpacing/>
     </w:pPr>
+    <w:rPr>
+      <w:rFonts w:ascii="Arial" w:hAnsi="Arial" w:eastAsia="Arial" w:cs="Arial"/>
+      <w:color w:val="000000"/>
+      <w:sz w:val="24"/>
+    </w:rPr>
   </w:style>
   <w:style w:type="paragraph" w:styleId="MacroText">
     <w:name w:val="macro"/>
@@ -1540,8 +1709,9 @@
       </w:tabs>
     </w:pPr>
     <w:rPr>
-      <w:rFonts w:ascii="Courier" w:hAnsi="Courier"/>
-      <w:sz w:val="20"/>
+      <w:rFonts w:ascii="Arial" w:hAnsi="Arial" w:eastAsia="Arial" w:cs="Arial"/>
+      <w:color w:val="000000"/>
+      <w:sz w:val="24"/>
       <w:szCs w:val="20"/>
     </w:rPr>
   </w:style>
@@ -1552,8 +1722,9 @@
     <w:uiPriority w:val="99"/>
     <w:rsid w:val="0029639D"/>
     <w:rPr>
-      <w:rFonts w:ascii="Courier" w:hAnsi="Courier"/>
-      <w:sz w:val="20"/>
+      <w:rFonts w:ascii="Arial" w:hAnsi="Arial" w:eastAsia="Arial" w:cs="Arial"/>
+      <w:color w:val="000000"/>
+      <w:sz w:val="24"/>
       <w:szCs w:val="20"/>
     </w:rPr>
   </w:style>
@@ -1566,9 +1737,11 @@
     <w:qFormat/>
     <w:rsid w:val="00FC693F"/>
     <w:rPr>
+      <w:rFonts w:ascii="Arial" w:hAnsi="Arial" w:eastAsia="Arial" w:cs="Arial"/>
       <w:i/>
       <w:iCs/>
-      <w:color w:val="000000" w:themeColor="text1"/>
+      <w:color w:val="000000"/>
+      <w:sz w:val="24"/>
     </w:rPr>
   </w:style>
   <w:style w:type="character" w:customStyle="1" w:styleId="QuoteChar">
@@ -1578,9 +1751,11 @@
     <w:uiPriority w:val="29"/>
     <w:rsid w:val="00FC693F"/>
     <w:rPr>
+      <w:rFonts w:ascii="Arial" w:hAnsi="Arial" w:eastAsia="Arial" w:cs="Arial"/>
       <w:i/>
       <w:iCs/>
-      <w:color w:val="000000" w:themeColor="text1"/>
+      <w:color w:val="000000"/>
+      <w:sz w:val="24"/>
     </w:rPr>
   </w:style>
   <w:style w:type="character" w:customStyle="1" w:styleId="Heading4Char">
@@ -1591,12 +1766,13 @@
     <w:semiHidden/>
     <w:rsid w:val="00FC693F"/>
     <w:rPr>
-      <w:rFonts w:asciiTheme="majorHAnsi" w:eastAsiaTheme="majorEastAsia" w:hAnsiTheme="majorHAnsi" w:cstheme="majorBidi"/>
+      <w:rFonts w:asciiTheme="majorHAnsi" w:eastAsiaTheme="majorEastAsia" w:hAnsiTheme="majorHAnsi" w:cstheme="majorBidi" w:ascii="Arial" w:hAnsi="Arial" w:eastAsia="Arial" w:cs="Arial"/>
       <w:b/>
       <w:bCs/>
       <w:i/>
       <w:iCs/>
-      <w:color w:val="4F81BD" w:themeColor="accent1"/>
+      <w:color w:val="000000"/>
+      <w:sz w:val="24"/>
     </w:rPr>
   </w:style>
   <w:style w:type="character" w:customStyle="1" w:styleId="Heading5Char">
@@ -1607,8 +1783,9 @@
     <w:semiHidden/>
     <w:rsid w:val="00FC693F"/>
     <w:rPr>
-      <w:rFonts w:asciiTheme="majorHAnsi" w:eastAsiaTheme="majorEastAsia" w:hAnsiTheme="majorHAnsi" w:cstheme="majorBidi"/>
-      <w:color w:val="243F60" w:themeColor="accent1" w:themeShade="7F"/>
+      <w:rFonts w:asciiTheme="majorHAnsi" w:eastAsiaTheme="majorEastAsia" w:hAnsiTheme="majorHAnsi" w:cstheme="majorBidi" w:ascii="Arial" w:hAnsi="Arial" w:eastAsia="Arial" w:cs="Arial"/>
+      <w:color w:val="000000"/>
+      <w:sz w:val="24"/>
     </w:rPr>
   </w:style>
   <w:style w:type="character" w:customStyle="1" w:styleId="Heading6Char">
@@ -1619,10 +1796,11 @@
     <w:semiHidden/>
     <w:rsid w:val="00FC693F"/>
     <w:rPr>
-      <w:rFonts w:asciiTheme="majorHAnsi" w:eastAsiaTheme="majorEastAsia" w:hAnsiTheme="majorHAnsi" w:cstheme="majorBidi"/>
+      <w:rFonts w:asciiTheme="majorHAnsi" w:eastAsiaTheme="majorEastAsia" w:hAnsiTheme="majorHAnsi" w:cstheme="majorBidi" w:ascii="Arial" w:hAnsi="Arial" w:eastAsia="Arial" w:cs="Arial"/>
       <w:i/>
       <w:iCs/>
-      <w:color w:val="243F60" w:themeColor="accent1" w:themeShade="7F"/>
+      <w:color w:val="000000"/>
+      <w:sz w:val="24"/>
     </w:rPr>
   </w:style>
   <w:style w:type="character" w:customStyle="1" w:styleId="Heading7Char">
@@ -1633,10 +1811,11 @@
     <w:semiHidden/>
     <w:rsid w:val="00FC693F"/>
     <w:rPr>
-      <w:rFonts w:asciiTheme="majorHAnsi" w:eastAsiaTheme="majorEastAsia" w:hAnsiTheme="majorHAnsi" w:cstheme="majorBidi"/>
+      <w:rFonts w:asciiTheme="majorHAnsi" w:eastAsiaTheme="majorEastAsia" w:hAnsiTheme="majorHAnsi" w:cstheme="majorBidi" w:ascii="Arial" w:hAnsi="Arial" w:eastAsia="Arial" w:cs="Arial"/>
       <w:i/>
       <w:iCs/>
-      <w:color w:val="404040" w:themeColor="text1" w:themeTint="BF"/>
+      <w:color w:val="000000"/>
+      <w:sz w:val="24"/>
     </w:rPr>
   </w:style>
   <w:style w:type="character" w:customStyle="1" w:styleId="Heading8Char">
@@ -1647,9 +1826,9 @@
     <w:semiHidden/>
     <w:rsid w:val="00FC693F"/>
     <w:rPr>
-      <w:rFonts w:asciiTheme="majorHAnsi" w:eastAsiaTheme="majorEastAsia" w:hAnsiTheme="majorHAnsi" w:cstheme="majorBidi"/>
-      <w:color w:val="4F81BD" w:themeColor="accent1"/>
-      <w:sz w:val="20"/>
+      <w:rFonts w:asciiTheme="majorHAnsi" w:eastAsiaTheme="majorEastAsia" w:hAnsiTheme="majorHAnsi" w:cstheme="majorBidi" w:ascii="Arial" w:hAnsi="Arial" w:eastAsia="Arial" w:cs="Arial"/>
+      <w:color w:val="000000"/>
+      <w:sz w:val="24"/>
       <w:szCs w:val="20"/>
     </w:rPr>
   </w:style>
@@ -1661,11 +1840,11 @@
     <w:semiHidden/>
     <w:rsid w:val="00FC693F"/>
     <w:rPr>
-      <w:rFonts w:asciiTheme="majorHAnsi" w:eastAsiaTheme="majorEastAsia" w:hAnsiTheme="majorHAnsi" w:cstheme="majorBidi"/>
+      <w:rFonts w:asciiTheme="majorHAnsi" w:eastAsiaTheme="majorEastAsia" w:hAnsiTheme="majorHAnsi" w:cstheme="majorBidi" w:ascii="Arial" w:hAnsi="Arial" w:eastAsia="Arial" w:cs="Arial"/>
       <w:i/>
       <w:iCs/>
-      <w:color w:val="404040" w:themeColor="text1" w:themeTint="BF"/>
-      <w:sz w:val="20"/>
+      <w:color w:val="000000"/>
+      <w:sz w:val="24"/>
       <w:szCs w:val="20"/>
     </w:rPr>
   </w:style>
@@ -1682,10 +1861,11 @@
       <w:spacing w:line="240" w:lineRule="auto"/>
     </w:pPr>
     <w:rPr>
+      <w:rFonts w:ascii="Arial" w:hAnsi="Arial" w:eastAsia="Arial" w:cs="Arial"/>
       <w:b/>
       <w:bCs/>
-      <w:color w:val="4F81BD" w:themeColor="accent1"/>
-      <w:sz w:val="18"/>
+      <w:color w:val="000000"/>
+      <w:sz w:val="24"/>
       <w:szCs w:val="18"/>
     </w:rPr>
   </w:style>
@@ -1696,8 +1876,11 @@
     <w:qFormat/>
     <w:rsid w:val="00FC693F"/>
     <w:rPr>
+      <w:rFonts w:ascii="Arial" w:hAnsi="Arial" w:eastAsia="Arial" w:cs="Arial"/>
       <w:b/>
       <w:bCs/>
+      <w:color w:val="000000"/>
+      <w:sz w:val="24"/>
     </w:rPr>
   </w:style>
   <w:style w:type="character" w:styleId="Emphasis">
@@ -1707,8 +1890,11 @@
     <w:qFormat/>
     <w:rsid w:val="00FC693F"/>
     <w:rPr>
+      <w:rFonts w:ascii="Arial" w:hAnsi="Arial" w:eastAsia="Arial" w:cs="Arial"/>
       <w:i/>
       <w:iCs/>
+      <w:color w:val="000000"/>
+      <w:sz w:val="24"/>
     </w:rPr>
   </w:style>
   <w:style w:type="paragraph" w:styleId="IntenseQuote">
@@ -1727,11 +1913,13 @@
       <w:ind w:left="936" w:right="936"/>
     </w:pPr>
     <w:rPr>
+      <w:rFonts w:ascii="Arial" w:hAnsi="Arial" w:eastAsia="Arial" w:cs="Arial"/>
       <w:b/>
       <w:bCs/>
       <w:i/>
       <w:iCs/>
-      <w:color w:val="4F81BD" w:themeColor="accent1"/>
+      <w:color w:val="000000"/>
+      <w:sz w:val="24"/>
     </w:rPr>
   </w:style>
   <w:style w:type="character" w:customStyle="1" w:styleId="IntenseQuoteChar">
@@ -1741,11 +1929,13 @@
     <w:uiPriority w:val="30"/>
     <w:rsid w:val="00FC693F"/>
     <w:rPr>
+      <w:rFonts w:ascii="Arial" w:hAnsi="Arial" w:eastAsia="Arial" w:cs="Arial"/>
       <w:b/>
       <w:bCs/>
       <w:i/>
       <w:iCs/>
-      <w:color w:val="4F81BD" w:themeColor="accent1"/>
+      <w:color w:val="000000"/>
+      <w:sz w:val="24"/>
     </w:rPr>
   </w:style>
   <w:style w:type="character" w:styleId="SubtleEmphasis">
@@ -1755,9 +1945,11 @@
     <w:qFormat/>
     <w:rsid w:val="00FC693F"/>
     <w:rPr>
+      <w:rFonts w:ascii="Arial" w:hAnsi="Arial" w:eastAsia="Arial" w:cs="Arial"/>
       <w:i/>
       <w:iCs/>
-      <w:color w:val="808080" w:themeColor="text1" w:themeTint="7F"/>
+      <w:color w:val="000000"/>
+      <w:sz w:val="24"/>
     </w:rPr>
   </w:style>
   <w:style w:type="character" w:styleId="IntenseEmphasis">
@@ -1767,11 +1959,13 @@
     <w:qFormat/>
     <w:rsid w:val="00FC693F"/>
     <w:rPr>
+      <w:rFonts w:ascii="Arial" w:hAnsi="Arial" w:eastAsia="Arial" w:cs="Arial"/>
       <w:b/>
       <w:bCs/>
       <w:i/>
       <w:iCs/>
-      <w:color w:val="4F81BD" w:themeColor="accent1"/>
+      <w:color w:val="000000"/>
+      <w:sz w:val="24"/>
     </w:rPr>
   </w:style>
   <w:style w:type="character" w:styleId="SubtleReference">
@@ -1781,8 +1975,10 @@
     <w:qFormat/>
     <w:rsid w:val="00FC693F"/>
     <w:rPr>
+      <w:rFonts w:ascii="Arial" w:hAnsi="Arial" w:eastAsia="Arial" w:cs="Arial"/>
       <w:smallCaps/>
-      <w:color w:val="C0504D" w:themeColor="accent2"/>
+      <w:color w:val="000000"/>
+      <w:sz w:val="24"/>
       <w:u w:val="single"/>
     </w:rPr>
   </w:style>
@@ -1793,11 +1989,13 @@
     <w:qFormat/>
     <w:rsid w:val="00FC693F"/>
     <w:rPr>
+      <w:rFonts w:ascii="Arial" w:hAnsi="Arial" w:eastAsia="Arial" w:cs="Arial"/>
       <w:b/>
       <w:bCs/>
       <w:smallCaps/>
-      <w:color w:val="C0504D" w:themeColor="accent2"/>
+      <w:color w:val="000000"/>
       <w:spacing w:val="5"/>
+      <w:sz w:val="24"/>
       <w:u w:val="single"/>
     </w:rPr>
   </w:style>
@@ -1808,10 +2006,13 @@
     <w:qFormat/>
     <w:rsid w:val="00FC693F"/>
     <w:rPr>
+      <w:rFonts w:ascii="Arial" w:hAnsi="Arial" w:eastAsia="Arial" w:cs="Arial"/>
       <w:b/>
       <w:bCs/>
       <w:smallCaps/>
+      <w:color w:val="000000"/>
       <w:spacing w:val="5"/>
+      <w:sz w:val="24"/>
     </w:rPr>
   </w:style>
   <w:style w:type="paragraph" w:styleId="TOCHeading">
@@ -1826,6 +2027,11 @@
     <w:pPr>
       <w:outlineLvl w:val="9"/>
     </w:pPr>
+    <w:rPr>
+      <w:rFonts w:ascii="Arial" w:hAnsi="Arial" w:eastAsia="Arial" w:cs="Arial"/>
+      <w:color w:val="000000"/>
+      <w:sz w:val="24"/>
+    </w:rPr>
   </w:style>
   <w:style w:type="table" w:styleId="TableGrid">
     <w:name w:val="Table Grid"/>
